--- a/proyecto-ia-suelo/word/AI_and_land_taxation.docx
+++ b/proyecto-ia-suelo/word/AI_and_land_taxation.docx
@@ -1332,7 +1332,7 @@
       <w:spacing w:after="160"/>
     </w:pPr>
     <w:rPr>
-      <w:rFonts w:ascii="Calibri" w:hAnsi="Calibri"/>
+      <w:rFonts w:ascii="Times New Roman" w:hAnsi="Times New Roman"/>
       <w:sz w:val="22"/>
     </w:rPr>
   </w:style>
